--- a/LAB_6/Nhập môn công nghệ thông tin lap 6.docx
+++ b/LAB_6/Nhập môn công nghệ thông tin lap 6.docx
@@ -2,7 +2,1169 @@
 <file path=word/document.xml><?xml version="1.0" encoding="utf-8"?>
 <w:document xmlns:wpc="http://schemas.microsoft.com/office/word/2010/wordprocessingCanvas" xmlns:cx="http://schemas.microsoft.com/office/drawing/2014/chartex" xmlns:cx1="http://schemas.microsoft.com/office/drawing/2015/9/8/chartex" xmlns:cx2="http://schemas.microsoft.com/office/drawing/2015/10/21/chartex" xmlns:cx3="http://schemas.microsoft.com/office/drawing/2016/5/9/chartex" xmlns:cx4="http://schemas.microsoft.com/office/drawing/2016/5/10/chartex" xmlns:cx5="http://schemas.microsoft.com/office/drawing/2016/5/11/chartex" xmlns:cx6="http://schemas.microsoft.com/office/drawing/2016/5/12/chartex" xmlns:cx7="http://schemas.microsoft.com/office/drawing/2016/5/13/chartex" xmlns:cx8="http://schemas.microsoft.com/office/drawing/2016/5/14/chartex" xmlns:mc="http://schemas.openxmlformats.org/markup-compatibility/2006" xmlns:aink="http://schemas.microsoft.com/office/drawing/2016/ink" xmlns:am3d="http://schemas.microsoft.com/office/drawing/2017/model3d" xmlns:o="urn:schemas-microsoft-com:office:office" xmlns:r="http://schemas.openxmlformats.org/officeDocument/2006/relationships" xmlns:m="http://schemas.openxmlformats.org/officeDocument/2006/math" xmlns:v="urn:schemas-microsoft-com:vml" xmlns:wp14="http://schemas.microsoft.com/office/word/2010/wordprocessingDrawing" xmlns:wp="http://schemas.openxmlformats.org/drawingml/2006/wordprocessingDrawing" xmlns:w10="urn:schemas-microsoft-com:office:word" xmlns:w="http://schemas.openxmlformats.org/wordprocessingml/2006/main" xmlns:w14="http://schemas.microsoft.com/office/word/2010/wordml" xmlns:w15="http://schemas.microsoft.com/office/word/2012/wordml" xmlns:w16cex="http://schemas.microsoft.com/office/word/2018/wordml/cex" xmlns:w16cid="http://schemas.microsoft.com/office/word/2016/wordml/cid" xmlns:w16="http://schemas.microsoft.com/office/word/2018/wordml" xmlns:w16sdtdh="http://schemas.microsoft.com/office/word/2020/wordml/sdtdatahash" xmlns:w16se="http://schemas.microsoft.com/office/word/2015/wordml/symex" xmlns:wpg="http://schemas.microsoft.com/office/word/2010/wordprocessingGroup" xmlns:wpi="http://schemas.microsoft.com/office/word/2010/wordprocessingInk" xmlns:wne="http://schemas.microsoft.com/office/word/2006/wordml" xmlns:wps="http://schemas.microsoft.com/office/word/2010/wordprocessingShape" mc:Ignorable="w14 w15 w16se w16cid w16 w16cex w16sdtdh wp14">
   <w:body>
-    <w:p/>
+    <w:p>
+      <w:pPr>
+        <w:jc w:val="center"/>
+        <w:rPr>
+          <w:sz w:val="48"/>
+          <w:szCs w:val="48"/>
+          <w:lang w:val="en-US"/>
+        </w:rPr>
+      </w:pPr>
+      <w:proofErr w:type="spellStart"/>
+      <w:r>
+        <w:rPr>
+          <w:sz w:val="48"/>
+          <w:szCs w:val="48"/>
+          <w:lang w:val="en-US"/>
+        </w:rPr>
+        <w:t>Nhập</w:t>
+      </w:r>
+      <w:proofErr w:type="spellEnd"/>
+      <w:r>
+        <w:rPr>
+          <w:sz w:val="48"/>
+          <w:szCs w:val="48"/>
+          <w:lang w:val="en-US"/>
+        </w:rPr>
+        <w:t xml:space="preserve"> </w:t>
+      </w:r>
+      <w:proofErr w:type="spellStart"/>
+      <w:r>
+        <w:rPr>
+          <w:sz w:val="48"/>
+          <w:szCs w:val="48"/>
+          <w:lang w:val="en-US"/>
+        </w:rPr>
+        <w:t>môn</w:t>
+      </w:r>
+      <w:proofErr w:type="spellEnd"/>
+      <w:r>
+        <w:rPr>
+          <w:sz w:val="48"/>
+          <w:szCs w:val="48"/>
+          <w:lang w:val="en-US"/>
+        </w:rPr>
+        <w:t xml:space="preserve"> </w:t>
+      </w:r>
+      <w:proofErr w:type="spellStart"/>
+      <w:r>
+        <w:rPr>
+          <w:sz w:val="48"/>
+          <w:szCs w:val="48"/>
+          <w:lang w:val="en-US"/>
+        </w:rPr>
+        <w:t>công</w:t>
+      </w:r>
+      <w:proofErr w:type="spellEnd"/>
+      <w:r>
+        <w:rPr>
+          <w:sz w:val="48"/>
+          <w:szCs w:val="48"/>
+          <w:lang w:val="en-US"/>
+        </w:rPr>
+        <w:t xml:space="preserve"> </w:t>
+      </w:r>
+      <w:proofErr w:type="spellStart"/>
+      <w:r>
+        <w:rPr>
+          <w:sz w:val="48"/>
+          <w:szCs w:val="48"/>
+          <w:lang w:val="en-US"/>
+        </w:rPr>
+        <w:t>nghệ</w:t>
+      </w:r>
+      <w:proofErr w:type="spellEnd"/>
+      <w:r>
+        <w:rPr>
+          <w:sz w:val="48"/>
+          <w:szCs w:val="48"/>
+          <w:lang w:val="en-US"/>
+        </w:rPr>
+        <w:t xml:space="preserve"> </w:t>
+      </w:r>
+      <w:proofErr w:type="spellStart"/>
+      <w:r>
+        <w:rPr>
+          <w:sz w:val="48"/>
+          <w:szCs w:val="48"/>
+          <w:lang w:val="en-US"/>
+        </w:rPr>
+        <w:t>thông</w:t>
+      </w:r>
+      <w:proofErr w:type="spellEnd"/>
+      <w:r>
+        <w:rPr>
+          <w:sz w:val="48"/>
+          <w:szCs w:val="48"/>
+          <w:lang w:val="en-US"/>
+        </w:rPr>
+        <w:t xml:space="preserve"> tin</w:t>
+      </w:r>
+    </w:p>
+    <w:p>
+      <w:pPr>
+        <w:jc w:val="center"/>
+        <w:rPr>
+          <w:sz w:val="48"/>
+          <w:szCs w:val="48"/>
+          <w:lang w:val="en-US"/>
+        </w:rPr>
+      </w:pPr>
+      <w:r>
+        <w:rPr>
+          <w:sz w:val="48"/>
+          <w:szCs w:val="48"/>
+          <w:lang w:val="en-US"/>
+        </w:rPr>
+        <w:t>Lab 6</w:t>
+      </w:r>
+    </w:p>
+    <w:p>
+      <w:pPr>
+        <w:rPr>
+          <w:sz w:val="26"/>
+          <w:szCs w:val="26"/>
+          <w:lang w:val="en-US"/>
+        </w:rPr>
+      </w:pPr>
+      <w:proofErr w:type="spellStart"/>
+      <w:r>
+        <w:rPr>
+          <w:sz w:val="26"/>
+          <w:szCs w:val="26"/>
+          <w:lang w:val="en-US"/>
+        </w:rPr>
+        <w:t>Bài</w:t>
+      </w:r>
+      <w:proofErr w:type="spellEnd"/>
+      <w:r>
+        <w:rPr>
+          <w:sz w:val="26"/>
+          <w:szCs w:val="26"/>
+          <w:lang w:val="en-US"/>
+        </w:rPr>
+        <w:t xml:space="preserve"> 1:</w:t>
+      </w:r>
+    </w:p>
+    <w:p>
+      <w:pPr>
+        <w:rPr>
+          <w:sz w:val="26"/>
+          <w:szCs w:val="26"/>
+          <w:lang w:val="en-US"/>
+        </w:rPr>
+      </w:pPr>
+      <w:proofErr w:type="spellStart"/>
+      <w:r>
+        <w:rPr>
+          <w:sz w:val="26"/>
+          <w:szCs w:val="26"/>
+          <w:lang w:val="en-US"/>
+        </w:rPr>
+        <w:t>Tạo</w:t>
+      </w:r>
+      <w:proofErr w:type="spellEnd"/>
+      <w:r>
+        <w:rPr>
+          <w:sz w:val="26"/>
+          <w:szCs w:val="26"/>
+          <w:lang w:val="en-US"/>
+        </w:rPr>
+        <w:t xml:space="preserve"> </w:t>
+      </w:r>
+      <w:proofErr w:type="spellStart"/>
+      <w:r>
+        <w:rPr>
+          <w:sz w:val="26"/>
+          <w:szCs w:val="26"/>
+          <w:lang w:val="en-US"/>
+        </w:rPr>
+        <w:t>tài</w:t>
+      </w:r>
+      <w:proofErr w:type="spellEnd"/>
+      <w:r>
+        <w:rPr>
+          <w:sz w:val="26"/>
+          <w:szCs w:val="26"/>
+          <w:lang w:val="en-US"/>
+        </w:rPr>
+        <w:t xml:space="preserve"> </w:t>
+      </w:r>
+      <w:proofErr w:type="spellStart"/>
+      <w:r>
+        <w:rPr>
+          <w:sz w:val="26"/>
+          <w:szCs w:val="26"/>
+          <w:lang w:val="en-US"/>
+        </w:rPr>
+        <w:t>khoản</w:t>
+      </w:r>
+      <w:proofErr w:type="spellEnd"/>
+      <w:r>
+        <w:rPr>
+          <w:sz w:val="26"/>
+          <w:szCs w:val="26"/>
+          <w:lang w:val="en-US"/>
+        </w:rPr>
+        <w:t xml:space="preserve"> gg</w:t>
+      </w:r>
+    </w:p>
+    <w:p>
+      <w:pPr>
+        <w:pStyle w:val="NoSpacing"/>
+        <w:rPr>
+          <w:lang w:val="en-US"/>
+        </w:rPr>
+      </w:pPr>
+      <w:r>
+        <w:rPr>
+          <w:lang w:val="en-US"/>
+        </w:rPr>
+        <w:lastRenderedPageBreak/>
+        <w:drawing>
+          <wp:inline distT="0" distB="0" distL="0" distR="0" wp14:anchorId="794B5882" wp14:editId="3532A16B">
+            <wp:extent cx="2888615" cy="2619599"/>
+            <wp:effectExtent l="0" t="0" r="6985" b="9525"/>
+            <wp:docPr id="1" name="Picture 1"/>
+            <wp:cNvGraphicFramePr>
+              <a:graphicFrameLocks xmlns:a="http://schemas.openxmlformats.org/drawingml/2006/main" noChangeAspect="1"/>
+            </wp:cNvGraphicFramePr>
+            <a:graphic xmlns:a="http://schemas.openxmlformats.org/drawingml/2006/main">
+              <a:graphicData uri="http://schemas.openxmlformats.org/drawingml/2006/picture">
+                <pic:pic xmlns:pic="http://schemas.openxmlformats.org/drawingml/2006/picture">
+                  <pic:nvPicPr>
+                    <pic:cNvPr id="1" name=""/>
+                    <pic:cNvPicPr/>
+                  </pic:nvPicPr>
+                  <pic:blipFill>
+                    <a:blip r:embed="rId4"/>
+                    <a:stretch>
+                      <a:fillRect/>
+                    </a:stretch>
+                  </pic:blipFill>
+                  <pic:spPr>
+                    <a:xfrm>
+                      <a:off x="0" y="0"/>
+                      <a:ext cx="2894761" cy="2625172"/>
+                    </a:xfrm>
+                    <a:prstGeom prst="rect">
+                      <a:avLst/>
+                    </a:prstGeom>
+                  </pic:spPr>
+                </pic:pic>
+              </a:graphicData>
+            </a:graphic>
+          </wp:inline>
+        </w:drawing>
+      </w:r>
+      <w:r>
+        <w:rPr>
+          <w:lang w:val="en-US"/>
+        </w:rPr>
+        <w:drawing>
+          <wp:inline distT="0" distB="0" distL="0" distR="0" wp14:anchorId="5B154406" wp14:editId="214FFD06">
+            <wp:extent cx="2888866" cy="2860431"/>
+            <wp:effectExtent l="0" t="0" r="6985" b="0"/>
+            <wp:docPr id="2" name="Picture 2"/>
+            <wp:cNvGraphicFramePr>
+              <a:graphicFrameLocks xmlns:a="http://schemas.openxmlformats.org/drawingml/2006/main" noChangeAspect="1"/>
+            </wp:cNvGraphicFramePr>
+            <a:graphic xmlns:a="http://schemas.openxmlformats.org/drawingml/2006/main">
+              <a:graphicData uri="http://schemas.openxmlformats.org/drawingml/2006/picture">
+                <pic:pic xmlns:pic="http://schemas.openxmlformats.org/drawingml/2006/picture">
+                  <pic:nvPicPr>
+                    <pic:cNvPr id="1" name=""/>
+                    <pic:cNvPicPr/>
+                  </pic:nvPicPr>
+                  <pic:blipFill>
+                    <a:blip r:embed="rId5"/>
+                    <a:stretch>
+                      <a:fillRect/>
+                    </a:stretch>
+                  </pic:blipFill>
+                  <pic:spPr>
+                    <a:xfrm>
+                      <a:off x="0" y="0"/>
+                      <a:ext cx="2892743" cy="2864270"/>
+                    </a:xfrm>
+                    <a:prstGeom prst="rect">
+                      <a:avLst/>
+                    </a:prstGeom>
+                  </pic:spPr>
+                </pic:pic>
+              </a:graphicData>
+            </a:graphic>
+          </wp:inline>
+        </w:drawing>
+      </w:r>
+      <w:r>
+        <w:rPr>
+          <w:lang w:val="en-US"/>
+        </w:rPr>
+        <w:drawing>
+          <wp:inline distT="0" distB="0" distL="0" distR="0" wp14:anchorId="512159B3" wp14:editId="0DFE7052">
+            <wp:extent cx="2608385" cy="2613660"/>
+            <wp:effectExtent l="0" t="0" r="1905" b="0"/>
+            <wp:docPr id="3" name="Picture 3"/>
+            <wp:cNvGraphicFramePr>
+              <a:graphicFrameLocks xmlns:a="http://schemas.openxmlformats.org/drawingml/2006/main" noChangeAspect="1"/>
+            </wp:cNvGraphicFramePr>
+            <a:graphic xmlns:a="http://schemas.openxmlformats.org/drawingml/2006/main">
+              <a:graphicData uri="http://schemas.openxmlformats.org/drawingml/2006/picture">
+                <pic:pic xmlns:pic="http://schemas.openxmlformats.org/drawingml/2006/picture">
+                  <pic:nvPicPr>
+                    <pic:cNvPr id="1" name=""/>
+                    <pic:cNvPicPr/>
+                  </pic:nvPicPr>
+                  <pic:blipFill>
+                    <a:blip r:embed="rId6"/>
+                    <a:stretch>
+                      <a:fillRect/>
+                    </a:stretch>
+                  </pic:blipFill>
+                  <pic:spPr>
+                    <a:xfrm>
+                      <a:off x="0" y="0"/>
+                      <a:ext cx="2615485" cy="2620775"/>
+                    </a:xfrm>
+                    <a:prstGeom prst="rect">
+                      <a:avLst/>
+                    </a:prstGeom>
+                  </pic:spPr>
+                </pic:pic>
+              </a:graphicData>
+            </a:graphic>
+          </wp:inline>
+        </w:drawing>
+      </w:r>
+      <w:r>
+        <w:rPr>
+          <w:lang w:val="en-US"/>
+        </w:rPr>
+        <w:drawing>
+          <wp:inline distT="0" distB="0" distL="0" distR="0" wp14:anchorId="5B350115" wp14:editId="5FEA7E60">
+            <wp:extent cx="3048000" cy="2801816"/>
+            <wp:effectExtent l="0" t="0" r="0" b="0"/>
+            <wp:docPr id="4" name="Picture 4"/>
+            <wp:cNvGraphicFramePr>
+              <a:graphicFrameLocks xmlns:a="http://schemas.openxmlformats.org/drawingml/2006/main" noChangeAspect="1"/>
+            </wp:cNvGraphicFramePr>
+            <a:graphic xmlns:a="http://schemas.openxmlformats.org/drawingml/2006/main">
+              <a:graphicData uri="http://schemas.openxmlformats.org/drawingml/2006/picture">
+                <pic:pic xmlns:pic="http://schemas.openxmlformats.org/drawingml/2006/picture">
+                  <pic:nvPicPr>
+                    <pic:cNvPr id="1" name=""/>
+                    <pic:cNvPicPr/>
+                  </pic:nvPicPr>
+                  <pic:blipFill>
+                    <a:blip r:embed="rId7"/>
+                    <a:stretch>
+                      <a:fillRect/>
+                    </a:stretch>
+                  </pic:blipFill>
+                  <pic:spPr>
+                    <a:xfrm>
+                      <a:off x="0" y="0"/>
+                      <a:ext cx="3053293" cy="2806681"/>
+                    </a:xfrm>
+                    <a:prstGeom prst="rect">
+                      <a:avLst/>
+                    </a:prstGeom>
+                  </pic:spPr>
+                </pic:pic>
+              </a:graphicData>
+            </a:graphic>
+          </wp:inline>
+        </w:drawing>
+      </w:r>
+      <w:r>
+        <w:rPr>
+          <w:lang w:val="en-US"/>
+        </w:rPr>
+        <w:drawing>
+          <wp:inline distT="0" distB="0" distL="0" distR="0" wp14:anchorId="06E9A051" wp14:editId="309A8951">
+            <wp:extent cx="2907030" cy="2508738"/>
+            <wp:effectExtent l="0" t="0" r="7620" b="6350"/>
+            <wp:docPr id="5" name="Picture 5"/>
+            <wp:cNvGraphicFramePr>
+              <a:graphicFrameLocks xmlns:a="http://schemas.openxmlformats.org/drawingml/2006/main" noChangeAspect="1"/>
+            </wp:cNvGraphicFramePr>
+            <a:graphic xmlns:a="http://schemas.openxmlformats.org/drawingml/2006/main">
+              <a:graphicData uri="http://schemas.openxmlformats.org/drawingml/2006/picture">
+                <pic:pic xmlns:pic="http://schemas.openxmlformats.org/drawingml/2006/picture">
+                  <pic:nvPicPr>
+                    <pic:cNvPr id="1" name=""/>
+                    <pic:cNvPicPr/>
+                  </pic:nvPicPr>
+                  <pic:blipFill>
+                    <a:blip r:embed="rId8"/>
+                    <a:stretch>
+                      <a:fillRect/>
+                    </a:stretch>
+                  </pic:blipFill>
+                  <pic:spPr>
+                    <a:xfrm>
+                      <a:off x="0" y="0"/>
+                      <a:ext cx="2913054" cy="2513937"/>
+                    </a:xfrm>
+                    <a:prstGeom prst="rect">
+                      <a:avLst/>
+                    </a:prstGeom>
+                  </pic:spPr>
+                </pic:pic>
+              </a:graphicData>
+            </a:graphic>
+          </wp:inline>
+        </w:drawing>
+      </w:r>
+      <w:r>
+        <w:rPr>
+          <w:lang w:val="en-US"/>
+        </w:rPr>
+        <w:drawing>
+          <wp:inline distT="0" distB="0" distL="0" distR="0" wp14:anchorId="20795CCA" wp14:editId="0EC2A089">
+            <wp:extent cx="2960077" cy="2449830"/>
+            <wp:effectExtent l="0" t="0" r="0" b="7620"/>
+            <wp:docPr id="6" name="Picture 6"/>
+            <wp:cNvGraphicFramePr>
+              <a:graphicFrameLocks xmlns:a="http://schemas.openxmlformats.org/drawingml/2006/main" noChangeAspect="1"/>
+            </wp:cNvGraphicFramePr>
+            <a:graphic xmlns:a="http://schemas.openxmlformats.org/drawingml/2006/main">
+              <a:graphicData uri="http://schemas.openxmlformats.org/drawingml/2006/picture">
+                <pic:pic xmlns:pic="http://schemas.openxmlformats.org/drawingml/2006/picture">
+                  <pic:nvPicPr>
+                    <pic:cNvPr id="1" name=""/>
+                    <pic:cNvPicPr/>
+                  </pic:nvPicPr>
+                  <pic:blipFill>
+                    <a:blip r:embed="rId9"/>
+                    <a:stretch>
+                      <a:fillRect/>
+                    </a:stretch>
+                  </pic:blipFill>
+                  <pic:spPr>
+                    <a:xfrm>
+                      <a:off x="0" y="0"/>
+                      <a:ext cx="2968123" cy="2456489"/>
+                    </a:xfrm>
+                    <a:prstGeom prst="rect">
+                      <a:avLst/>
+                    </a:prstGeom>
+                  </pic:spPr>
+                </pic:pic>
+              </a:graphicData>
+            </a:graphic>
+          </wp:inline>
+        </w:drawing>
+      </w:r>
+    </w:p>
+    <w:p>
+      <w:pPr>
+        <w:pStyle w:val="NoSpacing"/>
+        <w:rPr>
+          <w:lang w:val="en-US"/>
+        </w:rPr>
+      </w:pPr>
+      <w:proofErr w:type="spellStart"/>
+      <w:r>
+        <w:rPr>
+          <w:lang w:val="en-US"/>
+        </w:rPr>
+        <w:t>Tạo</w:t>
+      </w:r>
+      <w:proofErr w:type="spellEnd"/>
+      <w:r>
+        <w:rPr>
+          <w:lang w:val="en-US"/>
+        </w:rPr>
+        <w:t xml:space="preserve"> </w:t>
+      </w:r>
+      <w:proofErr w:type="spellStart"/>
+      <w:r>
+        <w:rPr>
+          <w:lang w:val="en-US"/>
+        </w:rPr>
+        <w:t>chữ</w:t>
+      </w:r>
+      <w:proofErr w:type="spellEnd"/>
+      <w:r>
+        <w:rPr>
+          <w:lang w:val="en-US"/>
+        </w:rPr>
+        <w:t xml:space="preserve"> </w:t>
+      </w:r>
+      <w:proofErr w:type="spellStart"/>
+      <w:r>
+        <w:rPr>
+          <w:lang w:val="en-US"/>
+        </w:rPr>
+        <w:t>ký</w:t>
+      </w:r>
+      <w:proofErr w:type="spellEnd"/>
+      <w:r>
+        <w:rPr>
+          <w:lang w:val="en-US"/>
+        </w:rPr>
+        <w:t xml:space="preserve"> </w:t>
+      </w:r>
+      <w:proofErr w:type="spellStart"/>
+      <w:r>
+        <w:rPr>
+          <w:lang w:val="en-US"/>
+        </w:rPr>
+        <w:t>cho</w:t>
+      </w:r>
+      <w:proofErr w:type="spellEnd"/>
+      <w:r>
+        <w:rPr>
+          <w:lang w:val="en-US"/>
+        </w:rPr>
+        <w:t xml:space="preserve"> </w:t>
+      </w:r>
+      <w:r>
+        <w:rPr>
+          <w:lang w:val="en-US"/>
+        </w:rPr>
+        <w:t>email</w:t>
+      </w:r>
+    </w:p>
+    <w:p>
+      <w:pPr>
+        <w:pStyle w:val="NoSpacing"/>
+        <w:rPr>
+          <w:lang w:val="en-US"/>
+        </w:rPr>
+      </w:pPr>
+    </w:p>
+    <w:p>
+      <w:pPr>
+        <w:pStyle w:val="NoSpacing"/>
+        <w:rPr>
+          <w:lang w:val="en-US"/>
+        </w:rPr>
+      </w:pPr>
+      <w:r>
+        <w:rPr>
+          <w:lang w:val="en-US"/>
+        </w:rPr>
+        <w:drawing>
+          <wp:inline distT="0" distB="0" distL="0" distR="0" wp14:anchorId="39C6AAE0" wp14:editId="6A867A11">
+            <wp:extent cx="2309446" cy="2719070"/>
+            <wp:effectExtent l="0" t="0" r="0" b="5080"/>
+            <wp:docPr id="7" name="Picture 7"/>
+            <wp:cNvGraphicFramePr>
+              <a:graphicFrameLocks xmlns:a="http://schemas.openxmlformats.org/drawingml/2006/main" noChangeAspect="1"/>
+            </wp:cNvGraphicFramePr>
+            <a:graphic xmlns:a="http://schemas.openxmlformats.org/drawingml/2006/main">
+              <a:graphicData uri="http://schemas.openxmlformats.org/drawingml/2006/picture">
+                <pic:pic xmlns:pic="http://schemas.openxmlformats.org/drawingml/2006/picture">
+                  <pic:nvPicPr>
+                    <pic:cNvPr id="1" name=""/>
+                    <pic:cNvPicPr/>
+                  </pic:nvPicPr>
+                  <pic:blipFill>
+                    <a:blip r:embed="rId10"/>
+                    <a:stretch>
+                      <a:fillRect/>
+                    </a:stretch>
+                  </pic:blipFill>
+                  <pic:spPr>
+                    <a:xfrm>
+                      <a:off x="0" y="0"/>
+                      <a:ext cx="2321309" cy="2733037"/>
+                    </a:xfrm>
+                    <a:prstGeom prst="rect">
+                      <a:avLst/>
+                    </a:prstGeom>
+                  </pic:spPr>
+                </pic:pic>
+              </a:graphicData>
+            </a:graphic>
+          </wp:inline>
+        </w:drawing>
+      </w:r>
+      <w:r>
+        <w:rPr>
+          <w:lang w:val="en-US"/>
+        </w:rPr>
+        <w:drawing>
+          <wp:inline distT="0" distB="0" distL="0" distR="0" wp14:anchorId="2C26CDCB" wp14:editId="3812F061">
+            <wp:extent cx="2965450" cy="2737339"/>
+            <wp:effectExtent l="0" t="0" r="6350" b="6350"/>
+            <wp:docPr id="8" name="Picture 8"/>
+            <wp:cNvGraphicFramePr>
+              <a:graphicFrameLocks xmlns:a="http://schemas.openxmlformats.org/drawingml/2006/main" noChangeAspect="1"/>
+            </wp:cNvGraphicFramePr>
+            <a:graphic xmlns:a="http://schemas.openxmlformats.org/drawingml/2006/main">
+              <a:graphicData uri="http://schemas.openxmlformats.org/drawingml/2006/picture">
+                <pic:pic xmlns:pic="http://schemas.openxmlformats.org/drawingml/2006/picture">
+                  <pic:nvPicPr>
+                    <pic:cNvPr id="1" name=""/>
+                    <pic:cNvPicPr/>
+                  </pic:nvPicPr>
+                  <pic:blipFill>
+                    <a:blip r:embed="rId11"/>
+                    <a:stretch>
+                      <a:fillRect/>
+                    </a:stretch>
+                  </pic:blipFill>
+                  <pic:spPr>
+                    <a:xfrm>
+                      <a:off x="0" y="0"/>
+                      <a:ext cx="2970795" cy="2742273"/>
+                    </a:xfrm>
+                    <a:prstGeom prst="rect">
+                      <a:avLst/>
+                    </a:prstGeom>
+                  </pic:spPr>
+                </pic:pic>
+              </a:graphicData>
+            </a:graphic>
+          </wp:inline>
+        </w:drawing>
+      </w:r>
+    </w:p>
+    <w:p>
+      <w:pPr>
+        <w:pStyle w:val="NoSpacing"/>
+        <w:rPr>
+          <w:lang w:val="en-US"/>
+        </w:rPr>
+      </w:pPr>
+    </w:p>
+    <w:p>
+      <w:pPr>
+        <w:pStyle w:val="NoSpacing"/>
+        <w:rPr>
+          <w:lang w:val="en-US"/>
+        </w:rPr>
+      </w:pPr>
+    </w:p>
+    <w:p>
+      <w:pPr>
+        <w:pStyle w:val="NoSpacing"/>
+        <w:rPr>
+          <w:lang w:val="en-US"/>
+        </w:rPr>
+      </w:pPr>
+    </w:p>
+    <w:p>
+      <w:pPr>
+        <w:pStyle w:val="NoSpacing"/>
+        <w:rPr>
+          <w:lang w:val="en-US"/>
+        </w:rPr>
+      </w:pPr>
+      <w:proofErr w:type="spellStart"/>
+      <w:r>
+        <w:rPr>
+          <w:lang w:val="en-US"/>
+        </w:rPr>
+        <w:t>Gỡ</w:t>
+      </w:r>
+      <w:proofErr w:type="spellEnd"/>
+      <w:r>
+        <w:rPr>
+          <w:lang w:val="en-US"/>
+        </w:rPr>
+        <w:t xml:space="preserve"> email </w:t>
+      </w:r>
+      <w:proofErr w:type="spellStart"/>
+      <w:r>
+        <w:rPr>
+          <w:lang w:val="en-US"/>
+        </w:rPr>
+        <w:t>có</w:t>
+      </w:r>
+      <w:proofErr w:type="spellEnd"/>
+      <w:r>
+        <w:rPr>
+          <w:lang w:val="en-US"/>
+        </w:rPr>
+        <w:t xml:space="preserve"> </w:t>
+      </w:r>
+      <w:proofErr w:type="spellStart"/>
+      <w:r>
+        <w:rPr>
+          <w:lang w:val="en-US"/>
+        </w:rPr>
+        <w:t>kém</w:t>
+      </w:r>
+      <w:proofErr w:type="spellEnd"/>
+      <w:r>
+        <w:rPr>
+          <w:lang w:val="en-US"/>
+        </w:rPr>
+        <w:t xml:space="preserve"> cc </w:t>
+      </w:r>
+      <w:proofErr w:type="spellStart"/>
+      <w:r>
+        <w:rPr>
+          <w:lang w:val="en-US"/>
+        </w:rPr>
+        <w:t>và</w:t>
+      </w:r>
+      <w:proofErr w:type="spellEnd"/>
+      <w:r>
+        <w:rPr>
+          <w:lang w:val="en-US"/>
+        </w:rPr>
+        <w:t xml:space="preserve"> bcc </w:t>
+      </w:r>
+    </w:p>
+    <w:p>
+      <w:pPr>
+        <w:pStyle w:val="NoSpacing"/>
+        <w:rPr>
+          <w:lang w:val="en-US"/>
+        </w:rPr>
+      </w:pPr>
+    </w:p>
+    <w:p>
+      <w:pPr>
+        <w:pStyle w:val="NoSpacing"/>
+        <w:rPr>
+          <w:lang w:val="en-US"/>
+        </w:rPr>
+      </w:pPr>
+      <w:r>
+        <w:rPr>
+          <w:lang w:val="en-US"/>
+        </w:rPr>
+        <w:drawing>
+          <wp:inline distT="0" distB="0" distL="0" distR="0" wp14:anchorId="497A2D5E" wp14:editId="5803B3FC">
+            <wp:extent cx="2578735" cy="2848708"/>
+            <wp:effectExtent l="0" t="0" r="0" b="8890"/>
+            <wp:docPr id="9" name="Picture 9"/>
+            <wp:cNvGraphicFramePr>
+              <a:graphicFrameLocks xmlns:a="http://schemas.openxmlformats.org/drawingml/2006/main" noChangeAspect="1"/>
+            </wp:cNvGraphicFramePr>
+            <a:graphic xmlns:a="http://schemas.openxmlformats.org/drawingml/2006/main">
+              <a:graphicData uri="http://schemas.openxmlformats.org/drawingml/2006/picture">
+                <pic:pic xmlns:pic="http://schemas.openxmlformats.org/drawingml/2006/picture">
+                  <pic:nvPicPr>
+                    <pic:cNvPr id="1" name=""/>
+                    <pic:cNvPicPr/>
+                  </pic:nvPicPr>
+                  <pic:blipFill>
+                    <a:blip r:embed="rId12"/>
+                    <a:stretch>
+                      <a:fillRect/>
+                    </a:stretch>
+                  </pic:blipFill>
+                  <pic:spPr>
+                    <a:xfrm>
+                      <a:off x="0" y="0"/>
+                      <a:ext cx="2585042" cy="2855675"/>
+                    </a:xfrm>
+                    <a:prstGeom prst="rect">
+                      <a:avLst/>
+                    </a:prstGeom>
+                  </pic:spPr>
+                </pic:pic>
+              </a:graphicData>
+            </a:graphic>
+          </wp:inline>
+        </w:drawing>
+      </w:r>
+    </w:p>
+    <w:p>
+      <w:pPr>
+        <w:pStyle w:val="NoSpacing"/>
+        <w:rPr>
+          <w:lang w:val="en-US"/>
+        </w:rPr>
+      </w:pPr>
+    </w:p>
+    <w:p>
+      <w:pPr>
+        <w:pStyle w:val="NoSpacing"/>
+        <w:rPr>
+          <w:lang w:val="en-US"/>
+        </w:rPr>
+      </w:pPr>
+    </w:p>
+    <w:p>
+      <w:pPr>
+        <w:pStyle w:val="NoSpacing"/>
+        <w:rPr>
+          <w:lang w:val="en-US"/>
+        </w:rPr>
+      </w:pPr>
+    </w:p>
+    <w:p>
+      <w:pPr>
+        <w:pStyle w:val="NoSpacing"/>
+        <w:rPr>
+          <w:lang w:val="en-US"/>
+        </w:rPr>
+      </w:pPr>
+    </w:p>
+    <w:p>
+      <w:pPr>
+        <w:pStyle w:val="NoSpacing"/>
+        <w:rPr>
+          <w:lang w:val="en-US"/>
+        </w:rPr>
+      </w:pPr>
+    </w:p>
+    <w:p>
+      <w:pPr>
+        <w:pStyle w:val="NoSpacing"/>
+        <w:rPr>
+          <w:lang w:val="en-US"/>
+        </w:rPr>
+      </w:pPr>
+    </w:p>
+    <w:p>
+      <w:pPr>
+        <w:pStyle w:val="NoSpacing"/>
+        <w:rPr>
+          <w:lang w:val="en-US"/>
+        </w:rPr>
+      </w:pPr>
+    </w:p>
+    <w:p>
+      <w:pPr>
+        <w:pStyle w:val="NoSpacing"/>
+        <w:rPr>
+          <w:lang w:val="en-US"/>
+        </w:rPr>
+      </w:pPr>
+      <w:proofErr w:type="spellStart"/>
+      <w:r>
+        <w:rPr>
+          <w:lang w:val="en-US"/>
+        </w:rPr>
+        <w:t>Bài</w:t>
+      </w:r>
+      <w:proofErr w:type="spellEnd"/>
+      <w:r>
+        <w:rPr>
+          <w:lang w:val="en-US"/>
+        </w:rPr>
+        <w:t xml:space="preserve"> 2:</w:t>
+      </w:r>
+    </w:p>
+    <w:p>
+      <w:pPr>
+        <w:pStyle w:val="NoSpacing"/>
+        <w:rPr>
+          <w:lang w:val="en-US"/>
+        </w:rPr>
+      </w:pPr>
+      <w:r>
+        <w:rPr>
+          <w:noProof/>
+        </w:rPr>
+        <w:drawing>
+          <wp:inline distT="0" distB="0" distL="0" distR="0" wp14:anchorId="458F1423" wp14:editId="7992AF25">
+            <wp:extent cx="2983230" cy="2191672"/>
+            <wp:effectExtent l="0" t="0" r="7620" b="0"/>
+            <wp:docPr id="10" name="Picture 10"/>
+            <wp:cNvGraphicFramePr>
+              <a:graphicFrameLocks xmlns:a="http://schemas.openxmlformats.org/drawingml/2006/main" noChangeAspect="1"/>
+            </wp:cNvGraphicFramePr>
+            <a:graphic xmlns:a="http://schemas.openxmlformats.org/drawingml/2006/main">
+              <a:graphicData uri="http://schemas.openxmlformats.org/drawingml/2006/picture">
+                <pic:pic xmlns:pic="http://schemas.openxmlformats.org/drawingml/2006/picture">
+                  <pic:nvPicPr>
+                    <pic:cNvPr id="1" name=""/>
+                    <pic:cNvPicPr/>
+                  </pic:nvPicPr>
+                  <pic:blipFill>
+                    <a:blip r:embed="rId13"/>
+                    <a:stretch>
+                      <a:fillRect/>
+                    </a:stretch>
+                  </pic:blipFill>
+                  <pic:spPr>
+                    <a:xfrm>
+                      <a:off x="0" y="0"/>
+                      <a:ext cx="2993224" cy="2199014"/>
+                    </a:xfrm>
+                    <a:prstGeom prst="rect">
+                      <a:avLst/>
+                    </a:prstGeom>
+                  </pic:spPr>
+                </pic:pic>
+              </a:graphicData>
+            </a:graphic>
+          </wp:inline>
+        </w:drawing>
+      </w:r>
+      <w:r>
+        <w:rPr>
+          <w:noProof/>
+        </w:rPr>
+        <w:drawing>
+          <wp:inline distT="0" distB="0" distL="0" distR="0" wp14:anchorId="0AC4BC52" wp14:editId="38794C30">
+            <wp:extent cx="2924908" cy="2279650"/>
+            <wp:effectExtent l="0" t="0" r="8890" b="6350"/>
+            <wp:docPr id="11" name="Picture 11"/>
+            <wp:cNvGraphicFramePr>
+              <a:graphicFrameLocks xmlns:a="http://schemas.openxmlformats.org/drawingml/2006/main" noChangeAspect="1"/>
+            </wp:cNvGraphicFramePr>
+            <a:graphic xmlns:a="http://schemas.openxmlformats.org/drawingml/2006/main">
+              <a:graphicData uri="http://schemas.openxmlformats.org/drawingml/2006/picture">
+                <pic:pic xmlns:pic="http://schemas.openxmlformats.org/drawingml/2006/picture">
+                  <pic:nvPicPr>
+                    <pic:cNvPr id="1" name=""/>
+                    <pic:cNvPicPr/>
+                  </pic:nvPicPr>
+                  <pic:blipFill>
+                    <a:blip r:embed="rId14"/>
+                    <a:stretch>
+                      <a:fillRect/>
+                    </a:stretch>
+                  </pic:blipFill>
+                  <pic:spPr>
+                    <a:xfrm>
+                      <a:off x="0" y="0"/>
+                      <a:ext cx="2934836" cy="2287388"/>
+                    </a:xfrm>
+                    <a:prstGeom prst="rect">
+                      <a:avLst/>
+                    </a:prstGeom>
+                  </pic:spPr>
+                </pic:pic>
+              </a:graphicData>
+            </a:graphic>
+          </wp:inline>
+        </w:drawing>
+      </w:r>
+      <w:r>
+        <w:rPr>
+          <w:noProof/>
+        </w:rPr>
+        <w:drawing>
+          <wp:inline distT="0" distB="0" distL="0" distR="0" wp14:anchorId="50E077C7" wp14:editId="1858912B">
+            <wp:extent cx="2801815" cy="2214880"/>
+            <wp:effectExtent l="0" t="0" r="0" b="0"/>
+            <wp:docPr id="12" name="Picture 12"/>
+            <wp:cNvGraphicFramePr>
+              <a:graphicFrameLocks xmlns:a="http://schemas.openxmlformats.org/drawingml/2006/main" noChangeAspect="1"/>
+            </wp:cNvGraphicFramePr>
+            <a:graphic xmlns:a="http://schemas.openxmlformats.org/drawingml/2006/main">
+              <a:graphicData uri="http://schemas.openxmlformats.org/drawingml/2006/picture">
+                <pic:pic xmlns:pic="http://schemas.openxmlformats.org/drawingml/2006/picture">
+                  <pic:nvPicPr>
+                    <pic:cNvPr id="1" name=""/>
+                    <pic:cNvPicPr/>
+                  </pic:nvPicPr>
+                  <pic:blipFill>
+                    <a:blip r:embed="rId15"/>
+                    <a:stretch>
+                      <a:fillRect/>
+                    </a:stretch>
+                  </pic:blipFill>
+                  <pic:spPr>
+                    <a:xfrm>
+                      <a:off x="0" y="0"/>
+                      <a:ext cx="2817132" cy="2226988"/>
+                    </a:xfrm>
+                    <a:prstGeom prst="rect">
+                      <a:avLst/>
+                    </a:prstGeom>
+                  </pic:spPr>
+                </pic:pic>
+              </a:graphicData>
+            </a:graphic>
+          </wp:inline>
+        </w:drawing>
+      </w:r>
+      <w:r>
+        <w:rPr>
+          <w:noProof/>
+        </w:rPr>
+        <w:drawing>
+          <wp:inline distT="0" distB="0" distL="0" distR="0" wp14:anchorId="05E65DCC" wp14:editId="46C51463">
+            <wp:extent cx="2912745" cy="2156589"/>
+            <wp:effectExtent l="0" t="0" r="1905" b="0"/>
+            <wp:docPr id="13" name="Picture 13"/>
+            <wp:cNvGraphicFramePr>
+              <a:graphicFrameLocks xmlns:a="http://schemas.openxmlformats.org/drawingml/2006/main" noChangeAspect="1"/>
+            </wp:cNvGraphicFramePr>
+            <a:graphic xmlns:a="http://schemas.openxmlformats.org/drawingml/2006/main">
+              <a:graphicData uri="http://schemas.openxmlformats.org/drawingml/2006/picture">
+                <pic:pic xmlns:pic="http://schemas.openxmlformats.org/drawingml/2006/picture">
+                  <pic:nvPicPr>
+                    <pic:cNvPr id="1" name=""/>
+                    <pic:cNvPicPr/>
+                  </pic:nvPicPr>
+                  <pic:blipFill>
+                    <a:blip r:embed="rId16"/>
+                    <a:stretch>
+                      <a:fillRect/>
+                    </a:stretch>
+                  </pic:blipFill>
+                  <pic:spPr>
+                    <a:xfrm>
+                      <a:off x="0" y="0"/>
+                      <a:ext cx="2937420" cy="2174858"/>
+                    </a:xfrm>
+                    <a:prstGeom prst="rect">
+                      <a:avLst/>
+                    </a:prstGeom>
+                  </pic:spPr>
+                </pic:pic>
+              </a:graphicData>
+            </a:graphic>
+          </wp:inline>
+        </w:drawing>
+      </w:r>
+    </w:p>
+    <w:p>
+      <w:pPr>
+        <w:pStyle w:val="NoSpacing"/>
+        <w:rPr>
+          <w:lang w:val="en-US"/>
+        </w:rPr>
+      </w:pPr>
+    </w:p>
+    <w:p>
+      <w:pPr>
+        <w:pStyle w:val="NoSpacing"/>
+        <w:rPr>
+          <w:lang w:val="en-US"/>
+        </w:rPr>
+      </w:pPr>
+      <w:proofErr w:type="spellStart"/>
+      <w:r>
+        <w:rPr>
+          <w:lang w:val="en-US"/>
+        </w:rPr>
+        <w:t>Bài</w:t>
+      </w:r>
+      <w:proofErr w:type="spellEnd"/>
+      <w:r>
+        <w:rPr>
+          <w:lang w:val="en-US"/>
+        </w:rPr>
+        <w:t xml:space="preserve"> 3:</w:t>
+      </w:r>
+    </w:p>
+    <w:p>
+      <w:pPr>
+        <w:pStyle w:val="NoSpacing"/>
+        <w:rPr>
+          <w:lang w:val="en-US"/>
+        </w:rPr>
+      </w:pPr>
+    </w:p>
+    <w:p>
+      <w:pPr>
+        <w:pStyle w:val="NoSpacing"/>
+        <w:rPr>
+          <w:lang w:val="en-US"/>
+        </w:rPr>
+      </w:pPr>
+      <w:r>
+        <w:rPr>
+          <w:noProof/>
+        </w:rPr>
+        <w:drawing>
+          <wp:inline distT="0" distB="0" distL="0" distR="0" wp14:anchorId="3ADD992B" wp14:editId="7D06958B">
+            <wp:extent cx="2825262" cy="2162810"/>
+            <wp:effectExtent l="0" t="0" r="0" b="8890"/>
+            <wp:docPr id="14" name="Picture 14"/>
+            <wp:cNvGraphicFramePr>
+              <a:graphicFrameLocks xmlns:a="http://schemas.openxmlformats.org/drawingml/2006/main" noChangeAspect="1"/>
+            </wp:cNvGraphicFramePr>
+            <a:graphic xmlns:a="http://schemas.openxmlformats.org/drawingml/2006/main">
+              <a:graphicData uri="http://schemas.openxmlformats.org/drawingml/2006/picture">
+                <pic:pic xmlns:pic="http://schemas.openxmlformats.org/drawingml/2006/picture">
+                  <pic:nvPicPr>
+                    <pic:cNvPr id="1" name=""/>
+                    <pic:cNvPicPr/>
+                  </pic:nvPicPr>
+                  <pic:blipFill>
+                    <a:blip r:embed="rId17"/>
+                    <a:stretch>
+                      <a:fillRect/>
+                    </a:stretch>
+                  </pic:blipFill>
+                  <pic:spPr>
+                    <a:xfrm>
+                      <a:off x="0" y="0"/>
+                      <a:ext cx="2832454" cy="2168316"/>
+                    </a:xfrm>
+                    <a:prstGeom prst="rect">
+                      <a:avLst/>
+                    </a:prstGeom>
+                  </pic:spPr>
+                </pic:pic>
+              </a:graphicData>
+            </a:graphic>
+          </wp:inline>
+        </w:drawing>
+      </w:r>
+      <w:r>
+        <w:rPr>
+          <w:lang w:val="en-US"/>
+        </w:rPr>
+        <w:drawing>
+          <wp:inline distT="0" distB="0" distL="0" distR="0" wp14:anchorId="474036F8" wp14:editId="73C0B226">
+            <wp:extent cx="2917940" cy="2203939"/>
+            <wp:effectExtent l="0" t="0" r="0" b="6350"/>
+            <wp:docPr id="15" name="Picture 15"/>
+            <wp:cNvGraphicFramePr>
+              <a:graphicFrameLocks xmlns:a="http://schemas.openxmlformats.org/drawingml/2006/main" noChangeAspect="1"/>
+            </wp:cNvGraphicFramePr>
+            <a:graphic xmlns:a="http://schemas.openxmlformats.org/drawingml/2006/main">
+              <a:graphicData uri="http://schemas.openxmlformats.org/drawingml/2006/picture">
+                <pic:pic xmlns:pic="http://schemas.openxmlformats.org/drawingml/2006/picture">
+                  <pic:nvPicPr>
+                    <pic:cNvPr id="1" name=""/>
+                    <pic:cNvPicPr/>
+                  </pic:nvPicPr>
+                  <pic:blipFill>
+                    <a:blip r:embed="rId18"/>
+                    <a:stretch>
+                      <a:fillRect/>
+                    </a:stretch>
+                  </pic:blipFill>
+                  <pic:spPr>
+                    <a:xfrm>
+                      <a:off x="0" y="0"/>
+                      <a:ext cx="2935122" cy="2216917"/>
+                    </a:xfrm>
+                    <a:prstGeom prst="rect">
+                      <a:avLst/>
+                    </a:prstGeom>
+                  </pic:spPr>
+                </pic:pic>
+              </a:graphicData>
+            </a:graphic>
+          </wp:inline>
+        </w:drawing>
+      </w:r>
+    </w:p>
+    <w:p>
+      <w:pPr>
+        <w:pStyle w:val="NoSpacing"/>
+        <w:rPr>
+          <w:lang w:val="en-US"/>
+        </w:rPr>
+      </w:pPr>
+    </w:p>
+    <w:p>
+      <w:pPr>
+        <w:pStyle w:val="NoSpacing"/>
+        <w:rPr>
+          <w:lang w:val="en-US"/>
+        </w:rPr>
+      </w:pPr>
+    </w:p>
+    <w:p>
+      <w:pPr>
+        <w:pStyle w:val="NoSpacing"/>
+        <w:rPr>
+          <w:lang w:val="en-US"/>
+        </w:rPr>
+      </w:pPr>
+    </w:p>
     <w:sectPr>
       <w:pgSz w:w="12240" w:h="15840"/>
       <w:pgMar w:top="1440" w:right="1440" w:bottom="1440" w:left="1440" w:header="720" w:footer="720" w:gutter="0"/>
@@ -439,6 +1601,15 @@
     <w:semiHidden/>
     <w:unhideWhenUsed/>
   </w:style>
+  <w:style w:type="paragraph" w:styleId="NoSpacing">
+    <w:name w:val="No Spacing"/>
+    <w:uiPriority w:val="1"/>
+    <w:qFormat/>
+    <w:rsid w:val="001B3971"/>
+    <w:pPr>
+      <w:spacing w:after="0" w:line="240" w:lineRule="auto"/>
+    </w:pPr>
+  </w:style>
 </w:styles>
 </file>
 
